--- a/Files/01 - Bereshis/04 - Vayairah/5786/Vayairah (2)/Vayairah 5786 (2).docx
+++ b/Files/01 - Bereshis/04 - Vayairah/5786/Vayairah (2)/Vayairah 5786 (2).docx
@@ -162,7 +162,7 @@
         <w:rPr>
           <w:rFonts w:ascii="Times New Roman" w:hAnsi="Times New Roman" w:cs="Times New Roman"/>
         </w:rPr>
-        <w:t>Did</w:t>
+        <w:t xml:space="preserve">Did </w:t>
       </w:r>
       <w:r>
         <w:rPr>
@@ -210,7 +210,7 @@
           <w:rFonts w:ascii="Times New Roman" w:hAnsi="Times New Roman" w:cs="Times New Roman" w:hint="cs"/>
           <w:rtl/>
         </w:rPr>
-        <w:t>גומל</w:t>
+        <w:t xml:space="preserve">גומל </w:t>
       </w:r>
       <w:r>
         <w:rPr>
@@ -972,7 +972,7 @@
           <w:rFonts w:ascii="Times New Roman" w:hAnsi="Times New Roman" w:cs="Times New Roman" w:hint="cs"/>
           <w:rtl/>
         </w:rPr>
-        <w:t>גומל</w:t>
+        <w:t xml:space="preserve">גומל </w:t>
       </w:r>
       <w:r>
         <w:rPr>
@@ -1077,7 +1077,7 @@
           <w:rFonts w:ascii="Times New Roman" w:hAnsi="Times New Roman" w:cs="Times New Roman" w:hint="cs"/>
           <w:rtl/>
         </w:rPr>
-        <w:t>גומל</w:t>
+        <w:t xml:space="preserve">גומל </w:t>
       </w:r>
       <w:r>
         <w:rPr>
@@ -1700,7 +1700,7 @@
         <w:rPr>
           <w:rFonts w:ascii="Times New Roman" w:hAnsi="Times New Roman" w:cs="Times New Roman"/>
         </w:rPr>
-        <w:t>through the</w:t>
+        <w:t xml:space="preserve">through the </w:t>
       </w:r>
       <w:r>
         <w:rPr>

--- a/Files/01 - Bereshis/04 - Vayairah/5786/Vayairah (2)/Vayairah 5786 (2).docx
+++ b/Files/01 - Bereshis/04 - Vayairah/5786/Vayairah (2)/Vayairah 5786 (2).docx
@@ -287,7 +287,7 @@
           <w:rFonts w:ascii="Times New Roman" w:hAnsi="Times New Roman" w:cs="Times New Roman"/>
           <w:rtl/>
         </w:rPr>
-        <w:t>"</w:t>
+        <w:t>״</w:t>
       </w:r>
       <w:r>
         <w:rPr>
@@ -418,7 +418,7 @@
           <w:rFonts w:ascii="Times New Roman" w:hAnsi="Times New Roman" w:cs="Times New Roman"/>
           <w:rtl/>
         </w:rPr>
-        <w:t>"</w:t>
+        <w:t>״</w:t>
       </w:r>
       <w:r>
         <w:rPr>
@@ -640,7 +640,7 @@
           <w:rFonts w:ascii="Times New Roman" w:hAnsi="Times New Roman" w:cs="Times New Roman"/>
           <w:rtl/>
         </w:rPr>
-        <w:t>"</w:t>
+        <w:t>״</w:t>
       </w:r>
       <w:r>
         <w:rPr>
